--- a/artifacts/memo__modern.docx
+++ b/artifacts/memo__modern.docx
@@ -4,6 +4,21 @@
   <w:body>
     <w:p>
       <w:pPr>
+        <w:ind w:firstLine="0"/>
+        <w:jc w:val="left"/>
+      </w:pPr>
+      <w:r>
+        <w:rPr>
+          <w:rFonts w:ascii="Arial" w:hAnsi="Arial" w:cs="Arial" w:eastAsia="Arial"/>
+          <w:b/>
+          <w:sz w:val="24"/>
+        </w:rPr>
+        <w:t>СЛУЖЕБНАЯ ЗАПИСКА</w:t>
+      </w:r>
+    </w:p>
+    <w:p>
+      <w:pPr>
+        <w:ind w:firstLine="0"/>
         <w:jc w:val="left"/>
       </w:pPr>
       <w:r>
@@ -90,8 +105,16 @@
     </w:tbl>
     <w:p>
       <w:pPr>
+        <w:ind w:firstLine="0"/>
         <w:jc w:val="left"/>
       </w:pPr>
+      <w:r>
+        <w:rPr>
+          <w:rFonts w:ascii="Arial" w:hAnsi="Arial" w:cs="Arial" w:eastAsia="Arial"/>
+          <w:sz w:val="24"/>
+        </w:rPr>
+        <w:t xml:space="preserve">Дата: </w:t>
+      </w:r>
       <w:r>
         <w:rPr>
           <w:rFonts w:ascii="Arial" w:hAnsi="Arial" w:cs="Arial" w:eastAsia="Arial"/>
@@ -99,11 +122,13 @@
         </w:rPr>
         <w:t>13.09.2026</w:t>
       </w:r>
-    </w:p>
-    <w:p>
-      <w:pPr>
-        <w:jc w:val="left"/>
-      </w:pPr>
+      <w:r>
+        <w:rPr>
+          <w:rFonts w:ascii="Arial" w:hAnsi="Arial" w:cs="Arial" w:eastAsia="Arial"/>
+          <w:sz w:val="24"/>
+        </w:rPr>
+        <w:t xml:space="preserve">    Номер: </w:t>
+      </w:r>
       <w:r>
         <w:rPr>
           <w:rFonts w:ascii="Arial" w:hAnsi="Arial" w:cs="Arial" w:eastAsia="Arial"/>
@@ -142,6 +167,7 @@
     </w:p>
     <w:p>
       <w:pPr>
+        <w:ind w:firstLine="0"/>
         <w:jc w:val="center"/>
       </w:pPr>
       <w:r>
@@ -154,6 +180,7 @@
     </w:p>
     <w:p>
       <w:pPr>
+        <w:ind w:firstLine="0"/>
         <w:jc w:val="center"/>
       </w:pPr>
       <w:r>
@@ -161,11 +188,12 @@
           <w:rFonts w:ascii="Arial" w:hAnsi="Arial" w:cs="Arial" w:eastAsia="Arial"/>
           <w:sz w:val="24"/>
         </w:rPr>
-        <w:t>Петрова А. А.</w:t>
+        <w:t>____________________</w:t>
       </w:r>
     </w:p>
     <w:p>
       <w:pPr>
+        <w:ind w:firstLine="0"/>
         <w:jc w:val="center"/>
       </w:pPr>
       <w:r>
@@ -178,12 +206,13 @@
     </w:p>
     <w:p>
       <w:pPr>
+        <w:ind w:firstLine="0"/>
         <w:jc w:val="center"/>
       </w:pPr>
       <w:r>
         <w:rPr>
           <w:rFonts w:ascii="Arial" w:hAnsi="Arial" w:cs="Arial" w:eastAsia="Arial"/>
-          <w:sz w:val="24"/>
+          <w:sz w:val="20"/>
         </w:rPr>
         <w:t>Сидорова В. В., тел. 123</w:t>
       </w:r>
